--- a/public/templates/emp-protocol.docx
+++ b/public/templates/emp-protocol.docx
@@ -4610,6 +4610,41 @@
       </w:tr>
       <w:tr>
         <w:trPr>
+          <w:trHeight w:val="285"/>
+          <w:jc w:val="center"/>
+        </w:trPr>
+        <w:tc>
+          <w:tcPr>
+            <w:tcW w:w="15186" w:type="dxa"/>
+            <w:gridSpan w:val="19"/>
+            <w:tcBorders>
+              <w:top w:val="single" w:sz="4" w:space="0" w:color="auto"/>
+              <w:left w:val="single" w:sz="4" w:space="0" w:color="auto"/>
+              <w:bottom w:val="single" w:sz="4" w:space="0" w:color="auto"/>
+              <w:right w:val="single" w:sz="4" w:space="0" w:color="auto"/>
+            </w:tcBorders>
+            <w:vAlign w:val="center"/>
+          </w:tcPr>
+          <w:p>
+            <w:pPr>
+              <w:jc w:val="center"/>
+              <w:rPr>
+                <w:b/>
+                <w:bCs/>
+              </w:rPr>
+            </w:pPr>
+            <w:r>
+              <w:rPr>
+                <w:b/>
+                <w:color w:val="000000"/>
+              </w:rPr>
+              <w:t>1. Административно – управленческий персонал</w:t>
+            </w:r>
+          </w:p>
+        </w:tc>
+      </w:tr>
+      <w:tr>
+        <w:trPr>
           <w:trHeight w:val="224"/>
           <w:jc w:val="center"/>
         </w:trPr>
@@ -5043,7 +5078,7 @@
               <w:jc w:val="center"/>
             </w:pPr>
             <w:r>
-              <w:t xml:space="preserve">{range1Name}</w:t>
+              <w:t xml:space="preserve">{range1Label}</w:t>
             </w:r>
           </w:p>
         </w:tc>
@@ -5410,7 +5445,7 @@
               <w:jc w:val="center"/>
             </w:pPr>
             <w:r>
-              <w:t xml:space="preserve">{range2Name}</w:t>
+              <w:t xml:space="preserve">{range2Label}</w:t>
             </w:r>
           </w:p>
         </w:tc>

--- a/public/templates/emp-protocol.docx
+++ b/public/templates/emp-protocol.docx
@@ -4638,7 +4638,7 @@
                 <w:b/>
                 <w:color w:val="000000"/>
               </w:rPr>
-              <w:t>1. Административно – управленческий персонал</w:t>
+              <w:t xml:space="preserve">{#measurements}{-w:tr showPlace}{placeNumber}. {placeName}{/}</w:t>
             </w:r>
           </w:p>
         </w:tc>
@@ -4669,7 +4669,7 @@
                 <w:b/>
                 <w:bCs/>
               </w:rPr>
-              <w:t xml:space="preserve">{#emp_measurements}{rowNumber}</w:t>
+              <w:t xml:space="preserve">{rowNumber}</w:t>
             </w:r>
           </w:p>
         </w:tc>
@@ -5586,7 +5586,7 @@
               <w:jc w:val="center"/>
             </w:pPr>
             <w:r>
-              <w:t xml:space="preserve">{range2MagneticAllowed}{/emp_measurements}</w:t>
+              <w:t xml:space="preserve">{range2MagneticAllowed}{/measurements}</w:t>
             </w:r>
           </w:p>
         </w:tc>
